--- a/public/nota-tecnica-premissas-mariah.docx
+++ b/public/nota-tecnica-premissas-mariah.docx
@@ -675,7 +675,7 @@
           <w:szCs w:val="24"/>
         </w:rPr>
         <w:lastRenderedPageBreak/>
-        <w:t>Pontos de corte para os quatro níveis: calibrados teoricamente, com ajuste proporcional quando o Eixo 6.b (Res. 738) está ativo. Os limites operacionais estão na Tabela 1.</w:t>
+        <w:t>Pontos de corte para os quatro níveis: calibrados teoricamente, com ajuste proporcional quando o Bloco 6.b (Res. 738) está ativo. Os limites operacionais estão na Tabela 1.</w:t>
       </w:r>
     </w:p>
     <w:p>

--- a/public/nota-tecnica-premissas-mariah.docx
+++ b/public/nota-tecnica-premissas-mariah.docx
@@ -81,39 +81,7 @@
           <w:sz w:val="24"/>
           <w:szCs w:val="24"/>
         </w:rPr>
-        <w:t>Este documento explicita</w:t>
-      </w:r>
-      <w:r>
-        <w:rPr>
-          <w:rFonts w:ascii="Times New Roman" w:hAnsi="Times New Roman" w:cs="Times New Roman"/>
-          <w:sz w:val="24"/>
-          <w:szCs w:val="24"/>
-        </w:rPr>
-        <w:t xml:space="preserve"> </w:t>
-      </w:r>
-      <w:r>
-        <w:rPr>
-          <w:rFonts w:ascii="Times New Roman" w:hAnsi="Times New Roman" w:cs="Times New Roman"/>
-          <w:sz w:val="24"/>
-          <w:szCs w:val="24"/>
-        </w:rPr>
-        <w:t xml:space="preserve">as premissas que sustentam a classificação de risco produzida pela MARIAH. </w:t>
-      </w:r>
-      <w:r>
-        <w:rPr>
-          <w:rFonts w:ascii="Times New Roman" w:hAnsi="Times New Roman" w:cs="Times New Roman"/>
-          <w:sz w:val="24"/>
-          <w:szCs w:val="24"/>
-        </w:rPr>
-        <w:t xml:space="preserve">Este texto é para leitores técnicos, como estatísticos, metodologistas, integrantes de CEP e pesquisadores, que precisam auditar, criticar ou entender as decisões do instrumento. </w:t>
-      </w:r>
-      <w:r>
-        <w:rPr>
-          <w:rFonts w:ascii="Times New Roman" w:hAnsi="Times New Roman" w:cs="Times New Roman"/>
-          <w:sz w:val="24"/>
-          <w:szCs w:val="24"/>
-        </w:rPr>
-        <w:t>Não constitui convite à condução de validação por nenhum leitor em particular: a validação empírica é prospectiva e tem trajetória própria, descrita ao final.</w:t>
+        <w:t xml:space="preserve">Este documento explicita as premissas que sustentam a classificação de risco produzida pela MARIAH. Este texto é para leitores técnicos, como estatísticos, metodologistas, integrantes de CEP e pesquisadores, que precisam auditar, criticar ou entender as decisões do instrumento. Não constitui convite à condução de validação por nenhum leitor em particular: a validação empírica é prospectiva e tem trajetória própria, descrita ao final.</w:t>
       </w:r>
     </w:p>
     <w:p>
@@ -127,7 +95,7 @@
           <w:sz w:val="24"/>
           <w:szCs w:val="24"/>
         </w:rPr>
-        <w:t>As premissas da MARIAH organizam-se em três camadas: (i) o que decorre da norma; (ii) o que foi adotado na elaboração da matriz, com base no referencial normativo e na literatura sistematizada no próprio Guia; e (iii) o que permanece pendente de validação empírica, objeto do protocolo descrito na Seção de Validação Local (Caderno 2 do Guia). O documento apresenta as principais decisões metodológicas e suas justificativas, indicando o que já pode ser submetido a julgamento técnico e o que, por ora, ainda não pode.</w:t>
+        <w:t>As premissas da MARIAH organizam-se em três camadas: (i) o que decorre da norma; (ii) o que foi adotado na elaboração da matriz, com base no referencial normativo e na literatura sistematizada no próprio Guia; e (iii) o que permanece pendente de validação empírica, objeto do protocolo descrito na Seção de Validação Local (documento MARIAH). O documento apresenta as principais decisões metodológicas e suas justificativas, indicando o que já pode ser submetido a julgamento técnico e o que, por ora, ainda não pode.</w:t>
       </w:r>
     </w:p>
     <w:p>
@@ -170,39 +138,7 @@
           <w:sz w:val="24"/>
           <w:szCs w:val="24"/>
         </w:rPr>
-        <w:t>Os quatro níveis de risco (I, II, III, IV) seguem a categorização do Conselho Nacional de Saúde</w:t>
-      </w:r>
-      <w:r>
-        <w:rPr>
-          <w:rFonts w:ascii="Times New Roman" w:hAnsi="Times New Roman" w:cs="Times New Roman"/>
-          <w:sz w:val="24"/>
-          <w:szCs w:val="24"/>
-        </w:rPr>
-        <w:t>, quais sejam:</w:t>
-      </w:r>
-      <w:r>
-        <w:rPr>
-          <w:rFonts w:ascii="Times New Roman" w:hAnsi="Times New Roman" w:cs="Times New Roman"/>
-          <w:sz w:val="24"/>
-          <w:szCs w:val="24"/>
-        </w:rPr>
-        <w:t xml:space="preserve"> baixo, moderado, alto e crítico</w:t>
-      </w:r>
-      <w:r>
-        <w:rPr>
-          <w:rFonts w:ascii="Times New Roman" w:hAnsi="Times New Roman" w:cs="Times New Roman"/>
-          <w:sz w:val="24"/>
-          <w:szCs w:val="24"/>
-        </w:rPr>
-        <w:t>,</w:t>
-      </w:r>
-      <w:r>
-        <w:rPr>
-          <w:rFonts w:ascii="Times New Roman" w:hAnsi="Times New Roman" w:cs="Times New Roman"/>
-          <w:sz w:val="24"/>
-          <w:szCs w:val="24"/>
-        </w:rPr>
-        <w:t xml:space="preserve"> fixada pelas Resoluções CNS n.º 466/2012, 510/2016 e 738/2024.</w:t>
+        <w:t xml:space="preserve">Os quatro níveis de risco (I, II, III, IV) seguem a categorização do Conselho Nacional de Saúde, quais sejam: baixo, moderado, alto e crítico, fixada pelas Resoluções CNS n.º 466/2012, 510/2016 e 738/2024.</w:t>
       </w:r>
     </w:p>
     <w:p>
@@ -250,23 +186,7 @@
           <w:sz w:val="24"/>
           <w:szCs w:val="24"/>
         </w:rPr>
-        <w:t>Os eixos temáticos da Versão A (Eixos 1 a 5, e o Eixo 3.b condicional à Res. 738) derivam do mapeamento normativo e da literatura ética sobre IA em pesquisa com seres humanos. Foram tratados como dimensões conceitualmente independentes do risco</w:t>
-      </w:r>
-      <w:r>
-        <w:rPr>
-          <w:rFonts w:ascii="Times New Roman" w:hAnsi="Times New Roman" w:cs="Times New Roman"/>
-          <w:sz w:val="24"/>
-          <w:szCs w:val="24"/>
-        </w:rPr>
-        <w:t>, ou seja,</w:t>
-      </w:r>
-      <w:r>
-        <w:rPr>
-          <w:rFonts w:ascii="Times New Roman" w:hAnsi="Times New Roman" w:cs="Times New Roman"/>
-          <w:sz w:val="24"/>
-          <w:szCs w:val="24"/>
-        </w:rPr>
-        <w:t xml:space="preserve"> uma decisão teórica, não um achado empírico.</w:t>
+        <w:t xml:space="preserve">Os eixos temáticos da Versão A (Eixos 1 a 5, e o Eixo 3.b condicional à Res. 738) derivam do mapeamento normativo e da literatura ética sobre IA em pesquisa com seres humanos. Foram tratados como dimensões conceitualmente independentes do risco, ou seja, uma decisão teórica, não um achado empírico.</w:t>
       </w:r>
     </w:p>
     <w:p>
@@ -285,23 +205,7 @@
           <w:sz w:val="24"/>
           <w:szCs w:val="24"/>
         </w:rPr>
-        <w:t>2. Camada de elaboração</w:t>
-      </w:r>
-      <w:r>
-        <w:rPr>
-          <w:rFonts w:ascii="Times New Roman" w:hAnsi="Times New Roman" w:cs="Times New Roman"/>
-          <w:sz w:val="24"/>
-          <w:szCs w:val="24"/>
-        </w:rPr>
-        <w:t xml:space="preserve">: </w:t>
-      </w:r>
-      <w:r>
-        <w:rPr>
-          <w:rFonts w:ascii="Times New Roman" w:hAnsi="Times New Roman" w:cs="Times New Roman"/>
-          <w:sz w:val="24"/>
-          <w:szCs w:val="24"/>
-        </w:rPr>
-        <w:t>decisões adotadas na construção da matriz</w:t>
+        <w:t xml:space="preserve">2. Camada de elaboração: decisões adotadas na construção da matriz</w:t>
       </w:r>
     </w:p>
     <w:p>
@@ -321,32 +225,9 @@
           <w:sz w:val="24"/>
           <w:szCs w:val="24"/>
         </w:rPr>
-        <w:t xml:space="preserve">As decisões aqui descritas foram adotadas pela organização na elaboração da matriz, a partir do referencial normativo e da literatura sistematizada para o Guia. </w:t>
-      </w:r>
-      <w:r>
-        <w:rPr>
-          <w:rFonts w:ascii="Times New Roman" w:hAnsi="Times New Roman" w:cs="Times New Roman"/>
-          <w:sz w:val="24"/>
-          <w:szCs w:val="24"/>
-        </w:rPr>
-        <w:t xml:space="preserve">A matriz, agora na versão do Guia para o GT (Junho/2026), está aberta a sugestões editoriais e de mérito, pois não </w:t>
-      </w:r>
-      <w:r>
-        <w:rPr>
-          <w:rFonts w:ascii="Times New Roman" w:hAnsi="Times New Roman" w:cs="Times New Roman"/>
-          <w:sz w:val="24"/>
-          <w:szCs w:val="24"/>
-        </w:rPr>
+        <w:t xml:space="preserve">As decisões aqui descritas foram adotadas pela organização na elaboração da matriz, a partir do referencial normativo e da literatura sistematizada para o Guia. A matriz, agora na versão do Guia para o GT (Junho/2026), está aberta a sugestões editoriais e de mérito, pois não </w:t>
         <w:lastRenderedPageBreak/>
-        <w:t>reflete a deliberação colegiada do Grupo de Trabalho.</w:t>
-      </w:r>
-      <w:r>
-        <w:rPr>
-          <w:rFonts w:ascii="Times New Roman" w:hAnsi="Times New Roman" w:cs="Times New Roman"/>
-          <w:sz w:val="24"/>
-          <w:szCs w:val="24"/>
-        </w:rPr>
-        <w:t xml:space="preserve"> Eventuais ajustes a essas decisões serão consolidados ao final do período de leitura.</w:t>
+        <w:t xml:space="preserve">reflete a deliberação colegiada do Grupo de Trabalho. Eventuais ajustes a essas decisões serão consolidados ao final do período de leitura.</w:t>
       </w:r>
     </w:p>
     <w:p>
@@ -365,23 +246,7 @@
           <w:sz w:val="24"/>
           <w:szCs w:val="24"/>
         </w:rPr>
-        <w:t>2.1 Versão A</w:t>
-      </w:r>
-      <w:r>
-        <w:rPr>
-          <w:rFonts w:ascii="Times New Roman" w:hAnsi="Times New Roman" w:cs="Times New Roman"/>
-          <w:sz w:val="24"/>
-          <w:szCs w:val="24"/>
-        </w:rPr>
-        <w:t>:</w:t>
-      </w:r>
-      <w:r>
-        <w:rPr>
-          <w:rFonts w:ascii="Times New Roman" w:hAnsi="Times New Roman" w:cs="Times New Roman"/>
-          <w:sz w:val="24"/>
-          <w:szCs w:val="24"/>
-        </w:rPr>
-        <w:t xml:space="preserve"> regra qualitativa por eixo</w:t>
+        <w:t xml:space="preserve">2.1 Versão A: regra qualitativa por eixo</w:t>
       </w:r>
     </w:p>
     <w:p>
@@ -447,15 +312,7 @@
           <w:sz w:val="24"/>
           <w:szCs w:val="24"/>
         </w:rPr>
-        <w:t>. As</w:t>
-      </w:r>
-      <w:r>
-        <w:rPr>
-          <w:rFonts w:ascii="Times New Roman" w:hAnsi="Times New Roman" w:cs="Times New Roman"/>
-          <w:sz w:val="24"/>
-          <w:szCs w:val="24"/>
-        </w:rPr>
-        <w:t xml:space="preserve"> alternativas estatísticas (média, mediana, soma ponderada) foram preteridas na elaboração por suavizarem sinais críticos em eixos específicos.</w:t>
+        <w:t xml:space="preserve">. As alternativas estatísticas (média, mediana, soma ponderada) foram preteridas na elaboração por suavizarem sinais críticos em eixos específicos.</w:t>
       </w:r>
     </w:p>
     <w:p>
@@ -503,23 +360,7 @@
           <w:sz w:val="24"/>
           <w:szCs w:val="24"/>
         </w:rPr>
-        <w:t>Questões eliminatórias (modo Res. 738): quando acionadas, classificam o protocolo como “não avaliável pela MARIAH” Somam-se ainda itens de diligência (Eixo 3.b / Bloco 6.b) que, não atendidos, devolvem o protocolo sem análise de mérito.</w:t>
-      </w:r>
-      <w:r>
-        <w:rPr>
-          <w:rFonts w:ascii="Times New Roman" w:hAnsi="Times New Roman" w:cs="Times New Roman"/>
-          <w:sz w:val="24"/>
-          <w:szCs w:val="24"/>
-        </w:rPr>
-        <w:t xml:space="preserve">, </w:t>
-      </w:r>
-      <w:r>
-        <w:rPr>
-          <w:rFonts w:ascii="Times New Roman" w:hAnsi="Times New Roman" w:cs="Times New Roman"/>
-          <w:sz w:val="24"/>
-          <w:szCs w:val="24"/>
-        </w:rPr>
-        <w:t>saída categorial que sobrescreve a soma e exige análise individualizada do colegiado.</w:t>
+        <w:t xml:space="preserve">Questões eliminatórias (modo Res. 738): quando acionadas, classificam o protocolo como “não avaliável pela MARIAH” Somam-se ainda itens de diligência (Eixo 3.b / Bloco 6.b) que, não atendidos, devolvem o protocolo sem análise de mérito., saída categorial que sobrescreve a soma e exige análise individualizada do colegiado.</w:t>
       </w:r>
     </w:p>
     <w:p>
@@ -538,23 +379,7 @@
           <w:sz w:val="24"/>
           <w:szCs w:val="24"/>
         </w:rPr>
-        <w:t>2.2 Versão B</w:t>
-      </w:r>
-      <w:r>
-        <w:rPr>
-          <w:rFonts w:ascii="Times New Roman" w:hAnsi="Times New Roman" w:cs="Times New Roman"/>
-          <w:sz w:val="24"/>
-          <w:szCs w:val="24"/>
-        </w:rPr>
-        <w:t>:</w:t>
-      </w:r>
-      <w:r>
-        <w:rPr>
-          <w:rFonts w:ascii="Times New Roman" w:hAnsi="Times New Roman" w:cs="Times New Roman"/>
-          <w:sz w:val="24"/>
-          <w:szCs w:val="24"/>
-        </w:rPr>
-        <w:t xml:space="preserve"> pontuação quantitativa por bloco</w:t>
+        <w:t xml:space="preserve">2.2 Versão B: pontuação quantitativa por bloco</w:t>
       </w:r>
     </w:p>
     <w:p>
@@ -1094,16 +919,7 @@
                 <w:sz w:val="24"/>
                 <w:szCs w:val="24"/>
               </w:rPr>
-              <w:t xml:space="preserve">Nota: </w:t>
-            </w:r>
-            <w:r>
-              <w:rPr>
-                <w:rFonts w:ascii="Times New Roman" w:hAnsi="Times New Roman" w:cs="Times New Roman"/>
-                <w:color w:val="6B7280"/>
-                <w:sz w:val="24"/>
-                <w:szCs w:val="24"/>
-              </w:rPr>
-              <w:t>Os pontos de corte derivam das frações fixas do baseline 238 (50/238, 110/238, 180/238) aplicadas ao teto teórico vigente, com arredondamento de meia-unidade para cima. Com banco de dados, o teto teórico é 304 e o teto avaliável é 297 (descontada a questão eliminatória P6.b.2). A calibração definitiva é prospectiva — esperam-se ajustes após a observação da distribuição empírica (Frente 2 da Validação Local).</w:t>
+              <w:t xml:space="preserve">Nota: Os pontos de corte derivam das frações fixas do baseline 238 (50/238, 110/238, 180/238) aplicadas ao teto teórico vigente, com arredondamento de meia-unidade para cima. Com banco de dados, o teto teórico é 304 e o teto avaliável é 297 (descontada a questão eliminatória P6.b.2). A calibração definitiva é prospectiva — esperam-se ajustes após a observação da distribuição empírica (Frente 2 da Validação Local).</w:t>
             </w:r>
           </w:p>
         </w:tc>
@@ -1125,23 +941,7 @@
           <w:sz w:val="24"/>
           <w:szCs w:val="24"/>
         </w:rPr>
-        <w:t>3. Camada empírica</w:t>
-      </w:r>
-      <w:r>
-        <w:rPr>
-          <w:rFonts w:ascii="Times New Roman" w:hAnsi="Times New Roman" w:cs="Times New Roman"/>
-          <w:sz w:val="24"/>
-          <w:szCs w:val="24"/>
-        </w:rPr>
-        <w:t xml:space="preserve"> </w:t>
-      </w:r>
-      <w:r>
-        <w:rPr>
-          <w:rFonts w:ascii="Times New Roman" w:hAnsi="Times New Roman" w:cs="Times New Roman"/>
-          <w:sz w:val="24"/>
-          <w:szCs w:val="24"/>
-        </w:rPr>
-        <w:t>pendente, e objeto da Validação Local (Caderno 2)</w:t>
+        <w:t xml:space="preserve">3. Camada empírica pendente, e objeto da Validação Local (documento MARIAH)</w:t>
       </w:r>
     </w:p>
     <w:p>
@@ -1161,7 +961,7 @@
           <w:sz w:val="24"/>
           <w:szCs w:val="24"/>
         </w:rPr>
-        <w:t>Quando perguntada “como a MARIAH foi validada psicometricamente?”, a resposta honesta é: ainda não foi. A validação empírica é prospectiva e ocorrerá na medida em que CEPs adotarem voluntariamente o protocolo descrito na Seção de Validação Local (Caderno 2 do Guia), conduzindo-o sobre a casuística que efetivamente lhes for submetida. Não há, no momento, especialistas pré-designados nem cronograma centralizado para a validação: o desenho é deliberadamente descentralizado e cumulativo. A Seção de Validação Local (Caderno 2) define três frentes mínimas:</w:t>
+        <w:t>Quando perguntada “como a MARIAH foi validada psicometricamente?”, a resposta honesta é: ainda não foi. A validação empírica é prospectiva e ocorrerá na medida em que CEPs adotarem voluntariamente o protocolo descrito na Seção de Validação Local (documento MARIAH), conduzindo-o sobre a casuística que efetivamente lhes for submetida. Não há, no momento, especialistas pré-designados nem cronograma centralizado para a validação: o desenho é deliberadamente descentralizado e cumulativo. A Seção de Validação Local (documento MARIAH) define três frentes mínimas:</w:t>
       </w:r>
     </w:p>
     <w:p>
@@ -1187,67 +987,15 @@
           <w:sz w:val="24"/>
           <w:szCs w:val="24"/>
         </w:rPr>
-        <w:t>Frente 1</w:t>
-      </w:r>
-      <w:r>
-        <w:rPr>
-          <w:rFonts w:ascii="Times New Roman" w:hAnsi="Times New Roman" w:cs="Times New Roman"/>
-          <w:b/>
-          <w:bCs/>
-          <w:sz w:val="24"/>
-          <w:szCs w:val="24"/>
-        </w:rPr>
-        <w:t>:</w:t>
-      </w:r>
-      <w:r>
-        <w:rPr>
-          <w:rFonts w:ascii="Times New Roman" w:hAnsi="Times New Roman" w:cs="Times New Roman"/>
-          <w:b/>
-          <w:bCs/>
-          <w:sz w:val="24"/>
-          <w:szCs w:val="24"/>
-        </w:rPr>
-        <w:t xml:space="preserve"> Confiabilidade interavaliador (Versão A): </w:t>
-      </w:r>
-      <w:r>
-        <w:rPr>
-          <w:rFonts w:ascii="Times New Roman" w:hAnsi="Times New Roman" w:cs="Times New Roman"/>
-          <w:sz w:val="24"/>
-          <w:szCs w:val="24"/>
-        </w:rPr>
-        <w:t>verifica se dois ou mais membros do CEP, ao aplicarem a Versão A ao mesmo protocolo de forma independente, chegam à mesma classificação</w:t>
-      </w:r>
-      <w:r>
-        <w:rPr>
-          <w:rFonts w:ascii="Times New Roman" w:hAnsi="Times New Roman" w:cs="Times New Roman"/>
-          <w:sz w:val="24"/>
-          <w:szCs w:val="24"/>
-        </w:rPr>
-        <w:t xml:space="preserve"> (</w:t>
-      </w:r>
-      <w:r>
-        <w:rPr>
-          <w:rFonts w:ascii="Times New Roman" w:hAnsi="Times New Roman" w:cs="Times New Roman"/>
-          <w:sz w:val="24"/>
-          <w:szCs w:val="24"/>
-        </w:rPr>
-        <w:t>kappa</w:t>
-      </w:r>
-      <w:r>
-        <w:rPr>
-          <w:rFonts w:ascii="Times New Roman" w:hAnsi="Times New Roman" w:cs="Times New Roman"/>
-          <w:sz w:val="24"/>
-          <w:szCs w:val="24"/>
-        </w:rPr>
-        <w:t>).</w:t>
-      </w:r>
-      <w:r>
-        <w:rPr>
-          <w:rFonts w:ascii="Times New Roman" w:hAnsi="Times New Roman" w:cs="Times New Roman"/>
-          <w:sz w:val="24"/>
-          <w:szCs w:val="24"/>
-        </w:rPr>
-        <w:t xml:space="preserve"> </w:t>
+        <w:t xml:space="preserve">Frente 1: Confiabilidade interavaliador (Versão A): </w:t>
+      </w:r>
+      <w:r>
+        <w:rPr>
+          <w:rFonts w:ascii="Times New Roman" w:hAnsi="Times New Roman" w:cs="Times New Roman"/>
+          <w:sz w:val="24"/>
+          <w:szCs w:val="24"/>
+        </w:rPr>
+        <w:t xml:space="preserve">verifica se dois ou mais membros do CEP, ao aplicarem a Versão A ao mesmo protocolo de forma independente, chegam à mesma classificação (kappa). </w:t>
       </w:r>
     </w:p>
     <w:p>
@@ -1273,27 +1021,7 @@
           <w:sz w:val="24"/>
           <w:szCs w:val="24"/>
         </w:rPr>
-        <w:t>Frente 2</w:t>
-      </w:r>
-      <w:r>
-        <w:rPr>
-          <w:rFonts w:ascii="Times New Roman" w:hAnsi="Times New Roman" w:cs="Times New Roman"/>
-          <w:b/>
-          <w:bCs/>
-          <w:sz w:val="24"/>
-          <w:szCs w:val="24"/>
-        </w:rPr>
-        <w:t>:</w:t>
-      </w:r>
-      <w:r>
-        <w:rPr>
-          <w:rFonts w:ascii="Times New Roman" w:hAnsi="Times New Roman" w:cs="Times New Roman"/>
-          <w:b/>
-          <w:bCs/>
-          <w:sz w:val="24"/>
-          <w:szCs w:val="24"/>
-        </w:rPr>
-        <w:t xml:space="preserve"> Distribuição empírica nos quatro níveis (Versão B): </w:t>
+        <w:t xml:space="preserve">Frente 2: Distribuição empírica nos quatro níveis (Versão B): </w:t>
       </w:r>
       <w:r>
         <w:rPr>
@@ -1327,27 +1055,7 @@
           <w:sz w:val="24"/>
           <w:szCs w:val="24"/>
         </w:rPr>
-        <w:t>Frente 3</w:t>
-      </w:r>
-      <w:r>
-        <w:rPr>
-          <w:rFonts w:ascii="Times New Roman" w:hAnsi="Times New Roman" w:cs="Times New Roman"/>
-          <w:b/>
-          <w:bCs/>
-          <w:sz w:val="24"/>
-          <w:szCs w:val="24"/>
-        </w:rPr>
-        <w:t>:</w:t>
-      </w:r>
-      <w:r>
-        <w:rPr>
-          <w:rFonts w:ascii="Times New Roman" w:hAnsi="Times New Roman" w:cs="Times New Roman"/>
-          <w:b/>
-          <w:bCs/>
-          <w:sz w:val="24"/>
-          <w:szCs w:val="24"/>
-        </w:rPr>
-        <w:t xml:space="preserve"> Convergência entre Versões A e B (modo triagem): </w:t>
+        <w:t xml:space="preserve">Frente 3: Convergência entre Versões A e B (modo triagem): </w:t>
       </w:r>
       <w:r>
         <w:rPr>
@@ -1525,7 +1233,7 @@
           <w:sz w:val="24"/>
           <w:szCs w:val="24"/>
         </w:rPr>
-        <w:t>A escala é ordinal, e sua validação psicométrica é prospectiva, a ser conduzida pelos CEPs que adotarem o instrumento, nos termos da Seção de Validação Local (Caderno 2 do Guia). As três frentes propostas — confiabilidade interavaliador, distribuição empírica e convergência entre versões — constituem o núcleo mínimo de evidência empírica para futuras revisões do instrumento.</w:t>
+        <w:t>A escala é ordinal, e sua validação psicométrica é prospectiva, a ser conduzida pelos CEPs que adotarem o instrumento, nos termos da Seção de Validação Local (documento MARIAH). As três frentes propostas — confiabilidade interavaliador, distribuição empírica e convergência entre versões — constituem o núcleo mínimo de evidência empírica para futuras revisões do instrumento.</w:t>
       </w:r>
     </w:p>
     <w:p>

--- a/public/nota-tecnica-premissas-mariah.docx
+++ b/public/nota-tecnica-premissas-mariah.docx
@@ -360,7 +360,7 @@
           <w:sz w:val="24"/>
           <w:szCs w:val="24"/>
         </w:rPr>
-        <w:t xml:space="preserve">Questões eliminatórias (modo Res. 738): quando acionadas, classificam o protocolo como “não avaliável pela MARIAH” Somam-se ainda itens de diligência (Eixo 3.b / Bloco 6.b) que, não atendidos, devolvem o protocolo sem análise de mérito., saída categorial que sobrescreve a soma e exige análise individualizada do colegiado.</w:t>
+        <w:t xml:space="preserve">Questões eliminatórias (modo Res. 738): quando acionadas, classificam o protocolo como “não avaliável pela MARIAH”, saída categorial que sobrescreve a soma e exige análise individualizada do colegiado. Somam-se ainda itens de diligência (Eixo 3.b / Bloco 6.b) que, não atendidos, devolvem o protocolo sem análise de mérito.</w:t>
       </w:r>
     </w:p>
     <w:p>

--- a/public/nota-tecnica-premissas-mariah.docx
+++ b/public/nota-tecnica-premissas-mariah.docx
@@ -62,7 +62,7 @@
           <w:sz w:val="24"/>
           <w:szCs w:val="24"/>
         </w:rPr>
-        <w:t>MARIAH Matriz de Avaliação de Risco de Inteligência Artificial em Pesquisa com Seres Humanos · Versão preliminar · Junho de 2026</w:t>
+        <w:t>MARIAH Matriz de Avaliação de Risco em Inteligência Artificial em Pesquisa com Seres Humanos · Versão preliminar · Junho de 2026</w:t>
       </w:r>
     </w:p>
     <w:p>
